--- a/project/kepegawaian/surat keterangan kepegawaian/surat2.docx
+++ b/project/kepegawaian/surat keterangan kepegawaian/surat2.docx
@@ -1,6 +1,6 @@
 
 <file path=word/document.xml><?xml version="1.0" encoding="utf-8"?>
-<w:document xmlns:wpc="http://schemas.microsoft.com/office/word/2010/wordprocessingCanvas" xmlns:cx="http://schemas.microsoft.com/office/drawing/2014/chartex" xmlns:cx1="http://schemas.microsoft.com/office/drawing/2015/9/8/chartex" xmlns:cx2="http://schemas.microsoft.com/office/drawing/2015/10/21/chartex" xmlns:cx3="http://schemas.microsoft.com/office/drawing/2016/5/9/chartex" xmlns:cx4="http://schemas.microsoft.com/office/drawing/2016/5/10/chartex" xmlns:cx5="http://schemas.microsoft.com/office/drawing/2016/5/11/chartex" xmlns:cx6="http://schemas.microsoft.com/office/drawing/2016/5/12/chartex" xmlns:cx7="http://schemas.microsoft.com/office/drawing/2016/5/13/chartex" xmlns:cx8="http://schemas.microsoft.com/office/drawing/2016/5/14/chartex" xmlns:mc="http://schemas.openxmlformats.org/markup-compatibility/2006" xmlns:aink="http://schemas.microsoft.com/office/drawing/2016/ink" xmlns:am3d="http://schemas.microsoft.com/office/drawing/2017/model3d" xmlns:o="urn:schemas-microsoft-com:office:office" xmlns:oel="http://schemas.microsoft.com/office/2019/extlst" xmlns:r="http://schemas.openxmlformats.org/officeDocument/2006/relationships" xmlns:m="http://schemas.openxmlformats.org/officeDocument/2006/math" xmlns:v="urn:schemas-microsoft-com:vml" xmlns:wp14="http://schemas.microsoft.com/office/word/2010/wordprocessingDrawing" xmlns:wp="http://schemas.openxmlformats.org/drawingml/2006/wordprocessingDrawing" xmlns:w10="urn:schemas-microsoft-com:office:word" xmlns:w="http://schemas.openxmlformats.org/wordprocessingml/2006/main" xmlns:w14="http://schemas.microsoft.com/office/word/2010/wordml" xmlns:w15="http://schemas.microsoft.com/office/word/2012/wordml" xmlns:w16cex="http://schemas.microsoft.com/office/word/2018/wordml/cex" xmlns:w16cid="http://schemas.microsoft.com/office/word/2016/wordml/cid" xmlns:w16="http://schemas.microsoft.com/office/word/2018/wordml" xmlns:w16du="http://schemas.microsoft.com/office/word/2023/wordml/word16du" xmlns:w16sdtdh="http://schemas.microsoft.com/office/word/2020/wordml/sdtdatahash" xmlns:w16se="http://schemas.microsoft.com/office/word/2015/wordml/symex" xmlns:wpg="http://schemas.microsoft.com/office/word/2010/wordprocessingGroup" xmlns:wpi="http://schemas.microsoft.com/office/word/2010/wordprocessingInk" xmlns:wne="http://schemas.microsoft.com/office/word/2006/wordml" xmlns:wps="http://schemas.microsoft.com/office/word/2010/wordprocessingShape" mc:Ignorable="w14 w15 w16se w16cid w16 w16cex w16sdtdh w16du wp14">
+<w:document xmlns:wpc="http://schemas.microsoft.com/office/word/2010/wordprocessingCanvas" xmlns:cx="http://schemas.microsoft.com/office/drawing/2014/chartex" xmlns:cx1="http://schemas.microsoft.com/office/drawing/2015/9/8/chartex" xmlns:cx2="http://schemas.microsoft.com/office/drawing/2015/10/21/chartex" xmlns:cx3="http://schemas.microsoft.com/office/drawing/2016/5/9/chartex" xmlns:cx4="http://schemas.microsoft.com/office/drawing/2016/5/10/chartex" xmlns:cx5="http://schemas.microsoft.com/office/drawing/2016/5/11/chartex" xmlns:cx6="http://schemas.microsoft.com/office/drawing/2016/5/12/chartex" xmlns:cx7="http://schemas.microsoft.com/office/drawing/2016/5/13/chartex" xmlns:cx8="http://schemas.microsoft.com/office/drawing/2016/5/14/chartex" xmlns:mc="http://schemas.openxmlformats.org/markup-compatibility/2006" xmlns:aink="http://schemas.microsoft.com/office/drawing/2016/ink" xmlns:am3d="http://schemas.microsoft.com/office/drawing/2017/model3d" xmlns:o="urn:schemas-microsoft-com:office:office" xmlns:oel="http://schemas.microsoft.com/office/2019/extlst" xmlns:r="http://schemas.openxmlformats.org/officeDocument/2006/relationships" xmlns:m="http://schemas.openxmlformats.org/officeDocument/2006/math" xmlns:v="urn:schemas-microsoft-com:vml" xmlns:wp14="http://schemas.microsoft.com/office/word/2010/wordprocessingDrawing" xmlns:wp="http://schemas.openxmlformats.org/drawingml/2006/wordprocessingDrawing" xmlns:w10="urn:schemas-microsoft-com:office:word" xmlns:w="http://schemas.openxmlformats.org/wordprocessingml/2006/main" xmlns:w14="http://schemas.microsoft.com/office/word/2010/wordml" xmlns:w15="http://schemas.microsoft.com/office/word/2012/wordml" xmlns:w16cex="http://schemas.microsoft.com/office/word/2018/wordml/cex" xmlns:w16cid="http://schemas.microsoft.com/office/word/2016/wordml/cid" xmlns:w16="http://schemas.microsoft.com/office/word/2018/wordml" xmlns:w16sdtdh="http://schemas.microsoft.com/office/word/2020/wordml/sdtdatahash" xmlns:w16se="http://schemas.microsoft.com/office/word/2015/wordml/symex" xmlns:wpg="http://schemas.microsoft.com/office/word/2010/wordprocessingGroup" xmlns:wpi="http://schemas.microsoft.com/office/word/2010/wordprocessingInk" xmlns:wne="http://schemas.microsoft.com/office/word/2006/wordml" xmlns:wps="http://schemas.microsoft.com/office/word/2010/wordprocessingShape" mc:Ignorable="w14 w15 w16se w16cid w16 w16cex w16sdtdh wp14">
   <w:body>
     <w:p>
       <w:pPr>
@@ -38,26 +38,56 @@
         <w:rPr>
           <w:rFonts w:ascii="Times New Roman" w:hAnsi="Times New Roman" w:cs="Times New Roman"/>
           <w:noProof/>
-          <w:sz w:val="24"/>
-          <w:szCs w:val="24"/>
+          <w:sz w:val="28"/>
+          <w:szCs w:val="28"/>
+          <w:lang w:val="en-US"/>
         </w:rPr>
       </w:pPr>
       <w:r>
         <w:rPr>
           <w:rFonts w:ascii="Times New Roman" w:hAnsi="Times New Roman" w:cs="Times New Roman"/>
           <w:noProof/>
-          <w:sz w:val="24"/>
-          <w:szCs w:val="24"/>
+          <w:sz w:val="28"/>
+          <w:szCs w:val="28"/>
         </w:rPr>
         <w:t xml:space="preserve">Nomor :   </w:t>
       </w:r>
       <w:r>
         <w:rPr>
           <w:rFonts w:ascii="Times New Roman" w:hAnsi="Times New Roman"/>
-          <w:sz w:val="24"/>
-          <w:szCs w:val="24"/>
-        </w:rPr>
-        <w:t xml:space="preserve">     /KET/DIR/III.6.AU/PKUSKH/2024</w:t>
+          <w:sz w:val="28"/>
+          <w:szCs w:val="28"/>
+        </w:rPr>
+        <w:t xml:space="preserve">     /KET/DIR/III.6.AU/PKUSKH/</w:t>
+      </w:r>
+      <w:r>
+        <w:rPr>
+          <w:rFonts w:ascii="Times New Roman" w:hAnsi="Times New Roman"/>
+          <w:sz w:val="28"/>
+          <w:szCs w:val="28"/>
+          <w:lang w:val="en-US"/>
+        </w:rPr>
+        <w:t>${</w:t>
+      </w:r>
+      <w:proofErr w:type="spellStart"/>
+      <w:r>
+        <w:rPr>
+          <w:rFonts w:ascii="Times New Roman" w:hAnsi="Times New Roman"/>
+          <w:sz w:val="28"/>
+          <w:szCs w:val="28"/>
+          <w:lang w:val="en-US"/>
+        </w:rPr>
+        <w:t>th_surat</w:t>
+      </w:r>
+      <w:proofErr w:type="spellEnd"/>
+      <w:r>
+        <w:rPr>
+          <w:rFonts w:ascii="Times New Roman" w:hAnsi="Times New Roman"/>
+          <w:sz w:val="28"/>
+          <w:szCs w:val="28"/>
+          <w:lang w:val="en-US"/>
+        </w:rPr>
+        <w:t>}</w:t>
       </w:r>
     </w:p>
     <w:p>
@@ -185,7 +215,7 @@
     <w:p>
       <w:pPr>
         <w:spacing w:after="0" w:line="360" w:lineRule="auto"/>
-        <w:ind w:left="567"/>
+        <w:ind w:left="567" w:right="709"/>
         <w:jc w:val="both"/>
         <w:rPr>
           <w:rFonts w:ascii="Times New Roman" w:hAnsi="Times New Roman"/>
@@ -205,15 +235,16 @@
     <w:p>
       <w:pPr>
         <w:tabs>
-          <w:tab w:val="left" w:pos="567"/>
+          <w:tab w:val="left" w:pos="3544"/>
         </w:tabs>
         <w:spacing w:after="0" w:line="360" w:lineRule="auto"/>
-        <w:ind w:left="567"/>
+        <w:ind w:left="3544" w:right="709" w:hanging="2977"/>
         <w:jc w:val="both"/>
         <w:rPr>
           <w:rFonts w:ascii="Times New Roman" w:hAnsi="Times New Roman"/>
           <w:sz w:val="24"/>
           <w:szCs w:val="24"/>
+          <w:lang w:val="en-US"/>
         </w:rPr>
       </w:pPr>
       <w:r>
@@ -239,30 +270,42 @@
           <w:szCs w:val="24"/>
         </w:rPr>
         <w:tab/>
-        <w:t xml:space="preserve">  </w:t>
-      </w:r>
-      <w:r>
-        <w:rPr>
-          <w:rFonts w:ascii="Times New Roman" w:hAnsi="Times New Roman"/>
-          <w:sz w:val="24"/>
-          <w:szCs w:val="24"/>
-        </w:rPr>
-        <w:tab/>
-      </w:r>
-      <w:r>
-        <w:rPr>
-          <w:rFonts w:ascii="Times New Roman" w:hAnsi="Times New Roman"/>
-          <w:sz w:val="24"/>
-          <w:szCs w:val="24"/>
-        </w:rPr>
-        <w:tab/>
-        <w:t>: dr. Indarto, M.Si. M.M</w:t>
+        <w:t xml:space="preserve">: </w:t>
+      </w:r>
+      <w:r>
+        <w:rPr>
+          <w:rFonts w:ascii="Times New Roman" w:hAnsi="Times New Roman"/>
+          <w:sz w:val="24"/>
+          <w:szCs w:val="24"/>
+          <w:lang w:val="en-US"/>
+        </w:rPr>
+        <w:t>${</w:t>
+      </w:r>
+      <w:proofErr w:type="spellStart"/>
+      <w:r>
+        <w:rPr>
+          <w:rFonts w:ascii="Times New Roman" w:hAnsi="Times New Roman"/>
+          <w:sz w:val="24"/>
+          <w:szCs w:val="24"/>
+          <w:lang w:val="en-US"/>
+        </w:rPr>
+        <w:t>nama_direktur</w:t>
+      </w:r>
+      <w:proofErr w:type="spellEnd"/>
+      <w:r>
+        <w:rPr>
+          <w:rFonts w:ascii="Times New Roman" w:hAnsi="Times New Roman"/>
+          <w:sz w:val="24"/>
+          <w:szCs w:val="24"/>
+          <w:lang w:val="en-US"/>
+        </w:rPr>
+        <w:t>}</w:t>
       </w:r>
     </w:p>
     <w:p>
       <w:pPr>
         <w:spacing w:after="0" w:line="360" w:lineRule="auto"/>
-        <w:ind w:left="567"/>
+        <w:ind w:left="3544" w:right="709" w:hanging="2977"/>
         <w:jc w:val="both"/>
         <w:rPr>
           <w:rFonts w:ascii="Times New Roman" w:hAnsi="Times New Roman"/>
@@ -293,24 +336,65 @@
           <w:szCs w:val="24"/>
         </w:rPr>
         <w:tab/>
-      </w:r>
-      <w:r>
-        <w:rPr>
-          <w:rFonts w:ascii="Times New Roman" w:hAnsi="Times New Roman"/>
-          <w:sz w:val="24"/>
-          <w:szCs w:val="24"/>
-        </w:rPr>
-        <w:tab/>
-        <w:t>: Direktur Utama Rumah Sakit PKU Muhammadiyah Sukoharjo</w:t>
+        <w:t xml:space="preserve">: </w:t>
+      </w:r>
+      <w:r>
+        <w:rPr>
+          <w:rFonts w:ascii="Times New Roman" w:hAnsi="Times New Roman"/>
+          <w:sz w:val="24"/>
+          <w:szCs w:val="24"/>
+          <w:lang w:val="en-US"/>
+        </w:rPr>
+        <w:t>${</w:t>
+      </w:r>
+      <w:proofErr w:type="spellStart"/>
+      <w:r>
+        <w:rPr>
+          <w:rFonts w:ascii="Times New Roman" w:hAnsi="Times New Roman"/>
+          <w:sz w:val="24"/>
+          <w:szCs w:val="24"/>
+          <w:lang w:val="en-US"/>
+        </w:rPr>
+        <w:t>jabatan_direktur</w:t>
+      </w:r>
+      <w:proofErr w:type="spellEnd"/>
+      <w:r>
+        <w:rPr>
+          <w:rFonts w:ascii="Times New Roman" w:hAnsi="Times New Roman"/>
+          <w:sz w:val="24"/>
+          <w:szCs w:val="24"/>
+          <w:lang w:val="en-US"/>
+        </w:rPr>
+        <w:t>} ${</w:t>
+      </w:r>
+      <w:proofErr w:type="spellStart"/>
+      <w:r>
+        <w:rPr>
+          <w:rFonts w:ascii="Times New Roman" w:hAnsi="Times New Roman"/>
+          <w:sz w:val="24"/>
+          <w:szCs w:val="24"/>
+          <w:lang w:val="en-US"/>
+        </w:rPr>
+        <w:t>nama_rs</w:t>
+      </w:r>
+      <w:proofErr w:type="spellEnd"/>
+      <w:r>
+        <w:rPr>
+          <w:rFonts w:ascii="Times New Roman" w:hAnsi="Times New Roman"/>
+          <w:sz w:val="24"/>
+          <w:szCs w:val="24"/>
+          <w:lang w:val="en-US"/>
+        </w:rPr>
+        <w:t>}</w:t>
       </w:r>
     </w:p>
     <w:p>
       <w:pPr>
         <w:tabs>
-          <w:tab w:val="left" w:pos="567"/>
+          <w:tab w:val="left" w:pos="3544"/>
         </w:tabs>
         <w:spacing w:after="0" w:line="360" w:lineRule="auto"/>
-        <w:ind w:left="567"/>
+        <w:ind w:left="3544" w:right="709" w:hanging="2977"/>
         <w:jc w:val="both"/>
         <w:rPr>
           <w:rFonts w:ascii="Times New Roman" w:hAnsi="Times New Roman"/>
@@ -341,21 +425,46 @@
           <w:szCs w:val="24"/>
         </w:rPr>
         <w:tab/>
-      </w:r>
-      <w:r>
-        <w:rPr>
-          <w:rFonts w:ascii="Times New Roman" w:hAnsi="Times New Roman"/>
-          <w:sz w:val="24"/>
-          <w:szCs w:val="24"/>
-        </w:rPr>
-        <w:tab/>
-        <w:t>: Jl. Mayor Sunaryo No. 37, Sukoharjo</w:t>
-      </w:r>
+        <w:t xml:space="preserve">: </w:t>
+      </w:r>
+      <w:r>
+        <w:rPr>
+          <w:rFonts w:ascii="Times New Roman" w:hAnsi="Times New Roman"/>
+          <w:sz w:val="24"/>
+          <w:szCs w:val="24"/>
+          <w:lang w:val="en-US"/>
+        </w:rPr>
+        <w:t>${</w:t>
+      </w:r>
+      <w:proofErr w:type="spellStart"/>
+      <w:r>
+        <w:rPr>
+          <w:rFonts w:ascii="Times New Roman" w:hAnsi="Times New Roman"/>
+          <w:sz w:val="24"/>
+          <w:szCs w:val="24"/>
+          <w:lang w:val="en-US"/>
+        </w:rPr>
+        <w:t>alamat_rs</w:t>
+      </w:r>
+      <w:proofErr w:type="spellEnd"/>
+      <w:r>
+        <w:rPr>
+          <w:rFonts w:ascii="Times New Roman" w:hAnsi="Times New Roman"/>
+          <w:sz w:val="24"/>
+          <w:szCs w:val="24"/>
+          <w:lang w:val="en-US"/>
+        </w:rPr>
+        <w:t>}</w:t>
+      </w:r>
+      <w:bookmarkStart w:id="0" w:name="_Hlk188013061"/>
     </w:p>
     <w:p>
       <w:pPr>
+        <w:tabs>
+          <w:tab w:val="left" w:pos="3544"/>
+        </w:tabs>
         <w:spacing w:after="0" w:line="360" w:lineRule="auto"/>
-        <w:ind w:left="567"/>
+        <w:ind w:left="567" w:right="709"/>
         <w:jc w:val="both"/>
         <w:rPr>
           <w:rFonts w:ascii="Times New Roman" w:hAnsi="Times New Roman"/>
@@ -391,8 +500,11 @@
     </w:p>
     <w:p>
       <w:pPr>
+        <w:tabs>
+          <w:tab w:val="left" w:pos="3544"/>
+        </w:tabs>
         <w:spacing w:after="0" w:line="360" w:lineRule="auto"/>
-        <w:ind w:left="851"/>
+        <w:ind w:left="3544" w:right="709" w:hanging="2693"/>
         <w:jc w:val="both"/>
         <w:rPr>
           <w:rFonts w:ascii="Times New Roman" w:hAnsi="Times New Roman"/>
@@ -407,22 +519,6 @@
           <w:szCs w:val="24"/>
         </w:rPr>
         <w:t>Nama</w:t>
-      </w:r>
-      <w:r>
-        <w:rPr>
-          <w:rFonts w:ascii="Times New Roman" w:hAnsi="Times New Roman"/>
-          <w:sz w:val="24"/>
-          <w:szCs w:val="24"/>
-        </w:rPr>
-        <w:tab/>
-      </w:r>
-      <w:r>
-        <w:rPr>
-          <w:rFonts w:ascii="Times New Roman" w:hAnsi="Times New Roman"/>
-          <w:sz w:val="24"/>
-          <w:szCs w:val="24"/>
-        </w:rPr>
-        <w:tab/>
       </w:r>
       <w:r>
         <w:rPr>
@@ -446,14 +542,38 @@
           <w:rFonts w:ascii="Times New Roman" w:hAnsi="Times New Roman"/>
           <w:sz w:val="24"/>
           <w:szCs w:val="24"/>
-        </w:rPr>
-        <w:t>Nurjanah, A.Md.Kep</w:t>
+          <w:lang w:val="en-US"/>
+        </w:rPr>
+        <w:t>${</w:t>
+      </w:r>
+      <w:proofErr w:type="spellStart"/>
+      <w:r>
+        <w:rPr>
+          <w:rFonts w:ascii="Times New Roman" w:hAnsi="Times New Roman"/>
+          <w:sz w:val="24"/>
+          <w:szCs w:val="24"/>
+          <w:lang w:val="en-US"/>
+        </w:rPr>
+        <w:t>pegawai_nama</w:t>
+      </w:r>
+      <w:proofErr w:type="spellEnd"/>
+      <w:r>
+        <w:rPr>
+          <w:rFonts w:ascii="Times New Roman" w:hAnsi="Times New Roman"/>
+          <w:sz w:val="24"/>
+          <w:szCs w:val="24"/>
+          <w:lang w:val="en-US"/>
+        </w:rPr>
+        <w:t>}</w:t>
       </w:r>
     </w:p>
     <w:p>
       <w:pPr>
+        <w:tabs>
+          <w:tab w:val="left" w:pos="3544"/>
+        </w:tabs>
         <w:spacing w:after="0" w:line="360" w:lineRule="auto"/>
-        <w:ind w:left="851"/>
+        <w:ind w:left="3544" w:right="709" w:hanging="2693"/>
         <w:jc w:val="both"/>
         <w:rPr>
           <w:rFonts w:ascii="Times New Roman" w:hAnsi="Times New Roman"/>
@@ -491,14 +611,35 @@
           <w:rFonts w:ascii="Times New Roman" w:hAnsi="Times New Roman"/>
           <w:sz w:val="24"/>
           <w:szCs w:val="24"/>
-        </w:rPr>
-        <w:t>Sukoharjo, 21 November 2001</w:t>
+          <w:lang w:val="en-US"/>
+        </w:rPr>
+        <w:t>${</w:t>
+      </w:r>
+      <w:proofErr w:type="spellStart"/>
+      <w:r>
+        <w:rPr>
+          <w:rFonts w:ascii="Times New Roman" w:hAnsi="Times New Roman"/>
+          <w:sz w:val="24"/>
+          <w:szCs w:val="24"/>
+          <w:lang w:val="en-US"/>
+        </w:rPr>
+        <w:t>pegawai_ttl</w:t>
+      </w:r>
+      <w:proofErr w:type="spellEnd"/>
+      <w:r>
+        <w:rPr>
+          <w:rFonts w:ascii="Times New Roman" w:hAnsi="Times New Roman"/>
+          <w:sz w:val="24"/>
+          <w:szCs w:val="24"/>
+          <w:lang w:val="en-US"/>
+        </w:rPr>
+        <w:t>}</w:t>
       </w:r>
     </w:p>
     <w:p>
       <w:pPr>
         <w:spacing w:after="0" w:line="360" w:lineRule="auto"/>
-        <w:ind w:left="851"/>
+        <w:ind w:left="3544" w:right="709" w:hanging="2693"/>
         <w:jc w:val="both"/>
         <w:rPr>
           <w:rFonts w:ascii="Times New Roman" w:hAnsi="Times New Roman"/>
@@ -512,7 +653,7 @@
           <w:sz w:val="24"/>
           <w:szCs w:val="24"/>
         </w:rPr>
-        <w:t>Pendidikan</w:t>
+        <w:t xml:space="preserve">Pendidikan </w:t>
       </w:r>
       <w:r>
         <w:rPr>
@@ -529,21 +670,42 @@
           <w:szCs w:val="24"/>
         </w:rPr>
         <w:tab/>
-      </w:r>
-      <w:r>
-        <w:rPr>
-          <w:rFonts w:ascii="Times New Roman" w:hAnsi="Times New Roman"/>
-          <w:sz w:val="24"/>
-          <w:szCs w:val="24"/>
-        </w:rPr>
-        <w:tab/>
-        <w:t>: Diploma III - Keperawatan</w:t>
+        <w:t xml:space="preserve">: </w:t>
+      </w:r>
+      <w:r>
+        <w:rPr>
+          <w:rFonts w:ascii="Times New Roman" w:hAnsi="Times New Roman"/>
+          <w:sz w:val="24"/>
+          <w:szCs w:val="24"/>
+          <w:lang w:val="en-US"/>
+        </w:rPr>
+        <w:t>${</w:t>
+      </w:r>
+      <w:proofErr w:type="spellStart"/>
+      <w:r>
+        <w:rPr>
+          <w:rFonts w:ascii="Times New Roman" w:hAnsi="Times New Roman"/>
+          <w:sz w:val="24"/>
+          <w:szCs w:val="24"/>
+          <w:lang w:val="en-US"/>
+        </w:rPr>
+        <w:t>pegawai_pendidikan</w:t>
+      </w:r>
+      <w:proofErr w:type="spellEnd"/>
+      <w:r>
+        <w:rPr>
+          <w:rFonts w:ascii="Times New Roman" w:hAnsi="Times New Roman"/>
+          <w:sz w:val="24"/>
+          <w:szCs w:val="24"/>
+          <w:lang w:val="en-US"/>
+        </w:rPr>
+        <w:t>}</w:t>
       </w:r>
     </w:p>
     <w:p>
       <w:pPr>
         <w:spacing w:after="120" w:line="360" w:lineRule="auto"/>
-        <w:ind w:left="851"/>
+        <w:ind w:left="3544" w:right="709" w:hanging="2693"/>
         <w:jc w:val="both"/>
         <w:rPr>
           <w:rFonts w:ascii="Times New Roman" w:hAnsi="Times New Roman"/>
@@ -572,16 +734,16 @@
           <w:rFonts w:ascii="Times New Roman" w:hAnsi="Times New Roman"/>
           <w:sz w:val="24"/>
           <w:szCs w:val="24"/>
-        </w:rPr>
-        <w:tab/>
-      </w:r>
-      <w:r>
-        <w:rPr>
-          <w:rFonts w:ascii="Times New Roman" w:hAnsi="Times New Roman"/>
-          <w:sz w:val="24"/>
-          <w:szCs w:val="24"/>
-        </w:rPr>
-        <w:tab/>
+          <w:lang w:val="en-US"/>
+        </w:rPr>
+        <w:t xml:space="preserve"> </w:t>
+      </w:r>
+      <w:r>
+        <w:rPr>
+          <w:rFonts w:ascii="Times New Roman" w:hAnsi="Times New Roman"/>
+          <w:sz w:val="24"/>
+          <w:szCs w:val="24"/>
+        </w:rPr>
         <w:t xml:space="preserve">: </w:t>
       </w:r>
       <w:r>
@@ -589,68 +751,42 @@
           <w:rFonts w:ascii="Times New Roman" w:hAnsi="Times New Roman"/>
           <w:sz w:val="24"/>
           <w:szCs w:val="24"/>
-        </w:rPr>
-        <w:t xml:space="preserve">Tanjungsari </w:t>
-      </w:r>
-      <w:r>
-        <w:rPr>
-          <w:rFonts w:ascii="Times New Roman" w:hAnsi="Times New Roman"/>
-          <w:sz w:val="24"/>
-          <w:szCs w:val="24"/>
-        </w:rPr>
-        <w:t>RT 0</w:t>
-      </w:r>
-      <w:r>
-        <w:rPr>
-          <w:rFonts w:ascii="Times New Roman" w:hAnsi="Times New Roman"/>
-          <w:sz w:val="24"/>
-          <w:szCs w:val="24"/>
-        </w:rPr>
-        <w:t>02</w:t>
-      </w:r>
-      <w:r>
-        <w:rPr>
-          <w:rFonts w:ascii="Times New Roman" w:hAnsi="Times New Roman"/>
-          <w:sz w:val="24"/>
-          <w:szCs w:val="24"/>
-        </w:rPr>
-        <w:t xml:space="preserve"> </w:t>
-      </w:r>
-      <w:r>
-        <w:rPr>
-          <w:rFonts w:ascii="Times New Roman" w:hAnsi="Times New Roman"/>
-          <w:sz w:val="24"/>
-          <w:szCs w:val="24"/>
-        </w:rPr>
-        <w:t>/</w:t>
-      </w:r>
-      <w:r>
-        <w:rPr>
-          <w:rFonts w:ascii="Times New Roman" w:hAnsi="Times New Roman"/>
-          <w:sz w:val="24"/>
-          <w:szCs w:val="24"/>
-        </w:rPr>
-        <w:t xml:space="preserve"> RW 0</w:t>
-      </w:r>
-      <w:r>
-        <w:rPr>
-          <w:rFonts w:ascii="Times New Roman" w:hAnsi="Times New Roman"/>
-          <w:sz w:val="24"/>
-          <w:szCs w:val="24"/>
-        </w:rPr>
-        <w:t>05, Tangkisan, Tawangsari, Sukoharjo</w:t>
+          <w:lang w:val="en-US"/>
+        </w:rPr>
+        <w:t>${</w:t>
+      </w:r>
+      <w:proofErr w:type="spellStart"/>
+      <w:r>
+        <w:rPr>
+          <w:rFonts w:ascii="Times New Roman" w:hAnsi="Times New Roman"/>
+          <w:sz w:val="24"/>
+          <w:szCs w:val="24"/>
+          <w:lang w:val="en-US"/>
+        </w:rPr>
+        <w:t>pegawai_alamat</w:t>
+      </w:r>
+      <w:proofErr w:type="spellEnd"/>
+      <w:r>
+        <w:rPr>
+          <w:rFonts w:ascii="Times New Roman" w:hAnsi="Times New Roman"/>
+          <w:sz w:val="24"/>
+          <w:szCs w:val="24"/>
+          <w:lang w:val="en-US"/>
+        </w:rPr>
+        <w:t>}</w:t>
       </w:r>
     </w:p>
+    <w:bookmarkEnd w:id="0"/>
     <w:p>
       <w:pPr>
-        <w:spacing w:after="120" w:line="360" w:lineRule="auto"/>
-        <w:ind w:left="567" w:right="567"/>
+        <w:spacing w:after="0" w:line="360" w:lineRule="auto"/>
+        <w:ind w:left="567" w:right="709"/>
         <w:jc w:val="both"/>
         <w:rPr>
           <w:rFonts w:ascii="Times New Roman" w:eastAsia="Times New Roman" w:hAnsi="Times New Roman" w:cs="Times New Roman"/>
           <w:sz w:val="24"/>
           <w:szCs w:val="24"/>
-          <w:lang w:val="en-ID" w:eastAsia="en-ID"/>
+          <w:lang w:val="en-US" w:eastAsia="en-ID"/>
         </w:rPr>
       </w:pPr>
       <w:r>
@@ -661,16 +797,7 @@
           <w:sz w:val="24"/>
           <w:szCs w:val="24"/>
         </w:rPr>
-        <w:t>Yang bersangkutan benar – benar bekerja sebagai Perawat</w:t>
-      </w:r>
-      <w:r>
-        <w:rPr>
-          <w:rFonts w:ascii="Times New Roman" w:eastAsia="Times New Roman" w:hAnsi="Times New Roman" w:cs="Times New Roman"/>
-          <w:sz w:val="24"/>
-          <w:szCs w:val="24"/>
-          <w:lang w:val="en-ID" w:eastAsia="en-ID"/>
-        </w:rPr>
-        <w:t xml:space="preserve"> </w:t>
+        <w:t xml:space="preserve">Yang bersangkutan benar – benar bekerja sebagai </w:t>
       </w:r>
       <w:r>
         <w:rPr>
@@ -679,9 +806,11 @@
           <w:color w:val="0D0D0D" w:themeColor="text1" w:themeTint="F2"/>
           <w:sz w:val="24"/>
           <w:szCs w:val="24"/>
-        </w:rPr>
-        <w:t>Rumah Sakit PKU Muhammadiyah Sukoharjo terhitung mulai tanggal 01 Juli 2024</w:t>
-      </w:r>
+          <w:lang w:val="en-US"/>
+        </w:rPr>
+        <w:t>${</w:t>
+      </w:r>
+      <w:proofErr w:type="spellStart"/>
       <w:r>
         <w:rPr>
           <w:rFonts w:ascii="Times New Roman" w:hAnsi="Times New Roman" w:cs="Times New Roman"/>
@@ -691,8 +820,9 @@
           <w:szCs w:val="24"/>
           <w:lang w:val="en-US"/>
         </w:rPr>
-        <w:t xml:space="preserve"> </w:t>
-      </w:r>
+        <w:t>profesi</w:t>
+      </w:r>
+      <w:proofErr w:type="spellEnd"/>
       <w:r>
         <w:rPr>
           <w:rFonts w:ascii="Times New Roman" w:hAnsi="Times New Roman" w:cs="Times New Roman"/>
@@ -700,21 +830,10 @@
           <w:color w:val="0D0D0D" w:themeColor="text1" w:themeTint="F2"/>
           <w:sz w:val="24"/>
           <w:szCs w:val="24"/>
-        </w:rPr>
-        <w:t>sampai dengan sekarang</w:t>
-      </w:r>
-    </w:p>
-    <w:p>
-      <w:pPr>
-        <w:spacing w:after="0" w:line="360" w:lineRule="auto"/>
-        <w:ind w:left="567" w:right="567"/>
-        <w:jc w:val="both"/>
-        <w:rPr>
-          <w:rFonts w:ascii="Times New Roman" w:hAnsi="Times New Roman"/>
-          <w:sz w:val="24"/>
-          <w:szCs w:val="24"/>
-        </w:rPr>
-      </w:pPr>
+          <w:lang w:val="en-US"/>
+        </w:rPr>
+        <w:t xml:space="preserve">} </w:t>
+      </w:r>
       <w:r>
         <w:rPr>
           <w:rFonts w:ascii="Times New Roman" w:hAnsi="Times New Roman" w:cs="Times New Roman"/>
@@ -723,7 +842,7 @@
           <w:sz w:val="24"/>
           <w:szCs w:val="24"/>
         </w:rPr>
-        <w:t xml:space="preserve">Demikian surat keterangan ini dibuat </w:t>
+        <w:t xml:space="preserve">Rumah Sakit PKU Muhammadiyah Sukoharjo terhitung mulai tanggal </w:t>
       </w:r>
       <w:r>
         <w:rPr>
@@ -732,10 +851,11 @@
           <w:color w:val="0D0D0D" w:themeColor="text1" w:themeTint="F2"/>
           <w:sz w:val="24"/>
           <w:szCs w:val="24"/>
-          <w:highlight w:val="yellow"/>
-        </w:rPr>
-        <w:t>guna membuat Surat Izin Praktik Perawat (SIPP)</w:t>
-      </w:r>
+          <w:lang w:val="en-US"/>
+        </w:rPr>
+        <w:t>${</w:t>
+      </w:r>
+      <w:proofErr w:type="spellStart"/>
       <w:r>
         <w:rPr>
           <w:rFonts w:ascii="Times New Roman" w:hAnsi="Times New Roman" w:cs="Times New Roman"/>
@@ -743,16 +863,95 @@
           <w:color w:val="0D0D0D" w:themeColor="text1" w:themeTint="F2"/>
           <w:sz w:val="24"/>
           <w:szCs w:val="24"/>
-        </w:rPr>
-        <w:t xml:space="preserve"> dan dapat dipergunakan sebagaimana mestinya.  </w:t>
-      </w:r>
-      <w:r>
-        <w:rPr>
-          <w:rFonts w:ascii="Times New Roman" w:hAnsi="Times New Roman"/>
-          <w:sz w:val="24"/>
-          <w:szCs w:val="24"/>
-        </w:rPr>
-        <w:t xml:space="preserve">  </w:t>
+          <w:lang w:val="en-US"/>
+        </w:rPr>
+        <w:t>pegawai_tmt</w:t>
+      </w:r>
+      <w:proofErr w:type="spellEnd"/>
+      <w:r>
+        <w:rPr>
+          <w:rFonts w:ascii="Times New Roman" w:hAnsi="Times New Roman" w:cs="Times New Roman"/>
+          <w:iCs/>
+          <w:color w:val="0D0D0D" w:themeColor="text1" w:themeTint="F2"/>
+          <w:sz w:val="24"/>
+          <w:szCs w:val="24"/>
+          <w:lang w:val="en-US"/>
+        </w:rPr>
+        <w:t>}</w:t>
+      </w:r>
+      <w:r>
+        <w:rPr>
+          <w:rFonts w:ascii="Times New Roman" w:hAnsi="Times New Roman" w:cs="Times New Roman"/>
+          <w:iCs/>
+          <w:color w:val="0D0D0D" w:themeColor="text1" w:themeTint="F2"/>
+          <w:sz w:val="24"/>
+          <w:szCs w:val="24"/>
+          <w:lang w:val="en-US"/>
+        </w:rPr>
+        <w:t xml:space="preserve"> </w:t>
+      </w:r>
+      <w:r>
+        <w:rPr>
+          <w:rFonts w:ascii="Times New Roman" w:hAnsi="Times New Roman" w:cs="Times New Roman"/>
+          <w:iCs/>
+          <w:color w:val="0D0D0D" w:themeColor="text1" w:themeTint="F2"/>
+          <w:sz w:val="24"/>
+          <w:szCs w:val="24"/>
+        </w:rPr>
+        <w:t>sampai dengan sekarang</w:t>
+      </w:r>
+      <w:r>
+        <w:rPr>
+          <w:rFonts w:ascii="Times New Roman" w:hAnsi="Times New Roman" w:cs="Times New Roman"/>
+          <w:iCs/>
+          <w:color w:val="0D0D0D" w:themeColor="text1" w:themeTint="F2"/>
+          <w:sz w:val="24"/>
+          <w:szCs w:val="24"/>
+          <w:lang w:val="en-US"/>
+        </w:rPr>
+        <w:t>.</w:t>
+      </w:r>
+    </w:p>
+    <w:p>
+      <w:pPr>
+        <w:spacing w:after="0" w:line="360" w:lineRule="auto"/>
+        <w:ind w:left="567" w:right="709"/>
+        <w:jc w:val="both"/>
+        <w:rPr>
+          <w:rFonts w:ascii="Times New Roman" w:hAnsi="Times New Roman"/>
+          <w:sz w:val="24"/>
+          <w:szCs w:val="24"/>
+        </w:rPr>
+      </w:pPr>
+      <w:r>
+        <w:rPr>
+          <w:rFonts w:ascii="Times New Roman" w:hAnsi="Times New Roman" w:cs="Times New Roman"/>
+          <w:iCs/>
+          <w:color w:val="0D0D0D" w:themeColor="text1" w:themeTint="F2"/>
+          <w:sz w:val="24"/>
+          <w:szCs w:val="24"/>
+        </w:rPr>
+        <w:t xml:space="preserve">Demikian surat keterangan ini dibuat </w:t>
+      </w:r>
+      <w:r>
+        <w:rPr>
+          <w:rFonts w:ascii="Times New Roman" w:hAnsi="Times New Roman" w:cs="Times New Roman"/>
+          <w:iCs/>
+          <w:color w:val="0D0D0D" w:themeColor="text1" w:themeTint="F2"/>
+          <w:sz w:val="24"/>
+          <w:szCs w:val="24"/>
+        </w:rPr>
+        <w:t>guna membuat Surat Izin Praktik Perawat (SIPP)</w:t>
+      </w:r>
+      <w:r>
+        <w:rPr>
+          <w:rFonts w:ascii="Times New Roman" w:hAnsi="Times New Roman" w:cs="Times New Roman"/>
+          <w:iCs/>
+          <w:color w:val="0D0D0D" w:themeColor="text1" w:themeTint="F2"/>
+          <w:sz w:val="24"/>
+          <w:szCs w:val="24"/>
+        </w:rPr>
+        <w:t xml:space="preserve"> dan dapat dipergunakan sebagaimana mestinya.</w:t>
       </w:r>
     </w:p>
     <w:p>
@@ -766,51 +965,27 @@
           <w:szCs w:val="24"/>
         </w:rPr>
       </w:pPr>
-      <w:r>
-        <w:rPr>
-          <w:rFonts w:ascii="Times New Roman" w:hAnsi="Times New Roman" w:cs="Times New Roman"/>
-          <w:iCs/>
-          <w:color w:val="0D0D0D" w:themeColor="text1" w:themeTint="F2"/>
-          <w:sz w:val="24"/>
-          <w:szCs w:val="24"/>
-        </w:rPr>
-        <w:t xml:space="preserve">.  </w:t>
-      </w:r>
-      <w:r>
-        <w:rPr>
-          <w:rFonts w:ascii="Times New Roman" w:hAnsi="Times New Roman"/>
-          <w:sz w:val="24"/>
-          <w:szCs w:val="24"/>
-        </w:rPr>
-        <w:t xml:space="preserve">  </w:t>
-      </w:r>
+      <w:bookmarkStart w:id="1" w:name="_Hlk188013099"/>
     </w:p>
     <w:p>
       <w:pPr>
         <w:spacing w:after="0" w:line="240" w:lineRule="auto"/>
-        <w:ind w:left="6326" w:right="-23" w:firstLine="284"/>
-        <w:rPr>
-          <w:rFonts w:ascii="Times New Roman" w:hAnsi="Times New Roman"/>
-          <w:sz w:val="24"/>
-          <w:szCs w:val="24"/>
-        </w:rPr>
-      </w:pPr>
-      <w:r>
-        <w:rPr>
-          <w:rFonts w:ascii="Times New Roman" w:hAnsi="Times New Roman"/>
-          <w:sz w:val="24"/>
-          <w:szCs w:val="24"/>
-        </w:rPr>
-        <w:t xml:space="preserve">Sukoharjo,    </w:t>
-      </w:r>
-      <w:r>
+        <w:ind w:left="5529" w:right="709" w:firstLine="284"/>
+        <w:jc w:val="right"/>
         <w:rPr>
           <w:rFonts w:ascii="Times New Roman" w:hAnsi="Times New Roman"/>
           <w:sz w:val="24"/>
           <w:szCs w:val="24"/>
           <w:u w:val="single"/>
         </w:rPr>
-        <w:t>02 September</w:t>
+      </w:pPr>
+      <w:r>
+        <w:rPr>
+          <w:rFonts w:ascii="Times New Roman" w:hAnsi="Times New Roman"/>
+          <w:sz w:val="24"/>
+          <w:szCs w:val="24"/>
+        </w:rPr>
+        <w:t xml:space="preserve">Sukoharjo, </w:t>
       </w:r>
       <w:r>
         <w:rPr>
@@ -818,46 +993,129 @@
           <w:sz w:val="24"/>
           <w:szCs w:val="24"/>
           <w:u w:val="single"/>
+          <w:lang w:val="en-US"/>
+        </w:rPr>
+        <w:t>${</w:t>
+      </w:r>
+      <w:proofErr w:type="spellStart"/>
+      <w:r>
+        <w:rPr>
+          <w:rFonts w:ascii="Times New Roman" w:hAnsi="Times New Roman"/>
+          <w:sz w:val="24"/>
+          <w:szCs w:val="24"/>
+          <w:u w:val="single"/>
+          <w:lang w:val="en-US"/>
+        </w:rPr>
+        <w:t>tgl_surat</w:t>
+      </w:r>
+      <w:proofErr w:type="spellEnd"/>
+      <w:r>
+        <w:rPr>
+          <w:rFonts w:ascii="Times New Roman" w:hAnsi="Times New Roman"/>
+          <w:sz w:val="24"/>
+          <w:szCs w:val="24"/>
+          <w:u w:val="single"/>
+          <w:lang w:val="en-US"/>
+        </w:rPr>
+        <w:t>}</w:t>
+      </w:r>
+      <w:r>
+        <w:rPr>
+          <w:rFonts w:ascii="Times New Roman" w:hAnsi="Times New Roman"/>
+          <w:sz w:val="24"/>
+          <w:szCs w:val="24"/>
+          <w:u w:val="single"/>
+        </w:rPr>
+        <w:t xml:space="preserve">     </w:t>
+      </w:r>
+      <w:r>
+        <w:rPr>
+          <w:rFonts w:ascii="Times New Roman" w:hAnsi="Times New Roman"/>
+          <w:sz w:val="24"/>
+          <w:szCs w:val="24"/>
+          <w:u w:val="single"/>
         </w:rPr>
         <w:tab/>
-        <w:t>2024 M</w:t>
+      </w:r>
+      <w:r>
+        <w:rPr>
+          <w:rFonts w:ascii="Times New Roman" w:hAnsi="Times New Roman"/>
+          <w:sz w:val="24"/>
+          <w:szCs w:val="24"/>
+          <w:u w:val="single"/>
+          <w:lang w:val="en-US"/>
+        </w:rPr>
+        <w:t xml:space="preserve">     </w:t>
+      </w:r>
+      <w:r>
+        <w:rPr>
+          <w:rFonts w:ascii="Times New Roman" w:hAnsi="Times New Roman"/>
+          <w:sz w:val="24"/>
+          <w:szCs w:val="24"/>
+          <w:u w:val="single"/>
+          <w:lang w:val="en-US"/>
+        </w:rPr>
+        <w:t>${</w:t>
+      </w:r>
+      <w:proofErr w:type="spellStart"/>
+      <w:r>
+        <w:rPr>
+          <w:rFonts w:ascii="Times New Roman" w:hAnsi="Times New Roman"/>
+          <w:sz w:val="24"/>
+          <w:szCs w:val="24"/>
+          <w:u w:val="single"/>
+          <w:lang w:val="en-US"/>
+        </w:rPr>
+        <w:t>th_surat</w:t>
+      </w:r>
+      <w:proofErr w:type="spellEnd"/>
+      <w:r>
+        <w:rPr>
+          <w:rFonts w:ascii="Times New Roman" w:hAnsi="Times New Roman"/>
+          <w:sz w:val="24"/>
+          <w:szCs w:val="24"/>
+          <w:u w:val="single"/>
+          <w:lang w:val="en-US"/>
+        </w:rPr>
+        <w:t>}</w:t>
+      </w:r>
+      <w:r>
+        <w:rPr>
+          <w:rFonts w:ascii="Times New Roman" w:hAnsi="Times New Roman"/>
+          <w:sz w:val="24"/>
+          <w:szCs w:val="24"/>
+          <w:u w:val="single"/>
+        </w:rPr>
+        <w:t xml:space="preserve"> M</w:t>
       </w:r>
     </w:p>
     <w:p>
       <w:pPr>
         <w:spacing w:after="0" w:line="240" w:lineRule="auto"/>
-        <w:ind w:left="6609" w:right="-23" w:firstLine="426"/>
-        <w:rPr>
-          <w:rFonts w:ascii="Times New Roman" w:hAnsi="Times New Roman"/>
-          <w:sz w:val="24"/>
-          <w:szCs w:val="24"/>
-        </w:rPr>
-      </w:pPr>
-      <w:r>
-        <w:rPr>
-          <w:rFonts w:ascii="Times New Roman" w:hAnsi="Times New Roman"/>
-          <w:sz w:val="24"/>
-          <w:szCs w:val="24"/>
-        </w:rPr>
-        <w:t xml:space="preserve">      </w:t>
-      </w:r>
-      <w:r>
-        <w:rPr>
-          <w:rFonts w:ascii="Times New Roman" w:hAnsi="Times New Roman"/>
-          <w:sz w:val="24"/>
-          <w:szCs w:val="24"/>
-        </w:rPr>
-        <w:tab/>
-        <w:t xml:space="preserve">28 Shafar   </w:t>
-      </w:r>
-      <w:r>
-        <w:rPr>
-          <w:rFonts w:ascii="Times New Roman" w:hAnsi="Times New Roman"/>
-          <w:sz w:val="24"/>
-          <w:szCs w:val="24"/>
-        </w:rPr>
-        <w:tab/>
-        <w:t>1446 H</w:t>
+        <w:ind w:left="9360" w:right="567"/>
+        <w:rPr>
+          <w:rFonts w:ascii="Times New Roman" w:hAnsi="Times New Roman"/>
+          <w:sz w:val="24"/>
+          <w:szCs w:val="24"/>
+        </w:rPr>
+      </w:pPr>
+      <w:r>
+        <w:rPr>
+          <w:rFonts w:ascii="Times New Roman" w:hAnsi="Times New Roman"/>
+          <w:sz w:val="24"/>
+          <w:szCs w:val="24"/>
+          <w:lang w:val="en-US"/>
+        </w:rPr>
+        <w:t xml:space="preserve">       </w:t>
+      </w:r>
+      <w:r>
+        <w:rPr>
+          <w:rFonts w:ascii="Times New Roman" w:hAnsi="Times New Roman"/>
+          <w:sz w:val="24"/>
+          <w:szCs w:val="24"/>
+          <w:lang w:val="en-US"/>
+        </w:rPr>
+        <w:t>1445 H</w:t>
       </w:r>
     </w:p>
     <w:p>
@@ -988,8 +1246,31 @@
           <w:sz w:val="24"/>
           <w:szCs w:val="24"/>
           <w:u w:val="single"/>
-        </w:rPr>
-        <w:t>dr. Indarto, M. Si., M.M</w:t>
+          <w:lang w:val="en-US"/>
+        </w:rPr>
+        <w:t>${</w:t>
+      </w:r>
+      <w:proofErr w:type="spellStart"/>
+      <w:r>
+        <w:rPr>
+          <w:rFonts w:ascii="Times New Roman" w:hAnsi="Times New Roman"/>
+          <w:sz w:val="24"/>
+          <w:szCs w:val="24"/>
+          <w:u w:val="single"/>
+          <w:lang w:val="en-US"/>
+        </w:rPr>
+        <w:t>nama_direktur</w:t>
+      </w:r>
+      <w:proofErr w:type="spellEnd"/>
+      <w:r>
+        <w:rPr>
+          <w:rFonts w:ascii="Times New Roman" w:hAnsi="Times New Roman"/>
+          <w:sz w:val="24"/>
+          <w:szCs w:val="24"/>
+          <w:u w:val="single"/>
+          <w:lang w:val="en-US"/>
+        </w:rPr>
+        <w:t>}</w:t>
       </w:r>
     </w:p>
     <w:p>
@@ -999,6 +1280,7 @@
           <w:rFonts w:ascii="Times New Roman" w:hAnsi="Times New Roman"/>
           <w:sz w:val="24"/>
           <w:szCs w:val="24"/>
+          <w:lang w:val="en-US"/>
         </w:rPr>
       </w:pPr>
       <w:r>
@@ -1072,17 +1354,39 @@
           <w:szCs w:val="24"/>
         </w:rPr>
         <w:tab/>
-        <w:t>NBM. 1329060</w:t>
-      </w:r>
-      <w:r>
-        <w:rPr>
-          <w:rFonts w:ascii="Times New Roman" w:hAnsi="Times New Roman"/>
-          <w:sz w:val="24"/>
-          <w:szCs w:val="24"/>
-        </w:rPr>
-        <w:t xml:space="preserve">  </w:t>
+        <w:t xml:space="preserve">NBM. </w:t>
+      </w:r>
+      <w:r>
+        <w:rPr>
+          <w:rFonts w:ascii="Times New Roman" w:hAnsi="Times New Roman"/>
+          <w:sz w:val="24"/>
+          <w:szCs w:val="24"/>
+          <w:lang w:val="en-US"/>
+        </w:rPr>
+        <w:t>${</w:t>
+      </w:r>
+      <w:proofErr w:type="spellStart"/>
+      <w:r>
+        <w:rPr>
+          <w:rFonts w:ascii="Times New Roman" w:hAnsi="Times New Roman"/>
+          <w:sz w:val="24"/>
+          <w:szCs w:val="24"/>
+          <w:lang w:val="en-US"/>
+        </w:rPr>
+        <w:t>nbm</w:t>
+      </w:r>
+      <w:proofErr w:type="spellEnd"/>
+      <w:r>
+        <w:rPr>
+          <w:rFonts w:ascii="Times New Roman" w:hAnsi="Times New Roman"/>
+          <w:sz w:val="24"/>
+          <w:szCs w:val="24"/>
+          <w:lang w:val="en-US"/>
+        </w:rPr>
+        <w:t>}</w:t>
       </w:r>
     </w:p>
+    <w:bookmarkEnd w:id="1"/>
     <w:p/>
     <w:sectPr>
       <w:headerReference w:type="even" r:id="rId8"/>
@@ -1098,7 +1402,7 @@
 </file>
 
 <file path=word/endnotes.xml><?xml version="1.0" encoding="utf-8"?>
-<w:endnotes xmlns:wpc="http://schemas.microsoft.com/office/word/2010/wordprocessingCanvas" xmlns:cx="http://schemas.microsoft.com/office/drawing/2014/chartex" xmlns:cx1="http://schemas.microsoft.com/office/drawing/2015/9/8/chartex" xmlns:cx2="http://schemas.microsoft.com/office/drawing/2015/10/21/chartex" xmlns:cx3="http://schemas.microsoft.com/office/drawing/2016/5/9/chartex" xmlns:cx4="http://schemas.microsoft.com/office/drawing/2016/5/10/chartex" xmlns:cx5="http://schemas.microsoft.com/office/drawing/2016/5/11/chartex" xmlns:cx6="http://schemas.microsoft.com/office/drawing/2016/5/12/chartex" xmlns:cx7="http://schemas.microsoft.com/office/drawing/2016/5/13/chartex" xmlns:cx8="http://schemas.microsoft.com/office/drawing/2016/5/14/chartex" xmlns:mc="http://schemas.openxmlformats.org/markup-compatibility/2006" xmlns:aink="http://schemas.microsoft.com/office/drawing/2016/ink" xmlns:am3d="http://schemas.microsoft.com/office/drawing/2017/model3d" xmlns:o="urn:schemas-microsoft-com:office:office" xmlns:oel="http://schemas.microsoft.com/office/2019/extlst" xmlns:r="http://schemas.openxmlformats.org/officeDocument/2006/relationships" xmlns:m="http://schemas.openxmlformats.org/officeDocument/2006/math" xmlns:v="urn:schemas-microsoft-com:vml" xmlns:wp14="http://schemas.microsoft.com/office/word/2010/wordprocessingDrawing" xmlns:wp="http://schemas.openxmlformats.org/drawingml/2006/wordprocessingDrawing" xmlns:w10="urn:schemas-microsoft-com:office:word" xmlns:w="http://schemas.openxmlformats.org/wordprocessingml/2006/main" xmlns:w14="http://schemas.microsoft.com/office/word/2010/wordml" xmlns:w15="http://schemas.microsoft.com/office/word/2012/wordml" xmlns:w16cex="http://schemas.microsoft.com/office/word/2018/wordml/cex" xmlns:w16cid="http://schemas.microsoft.com/office/word/2016/wordml/cid" xmlns:w16="http://schemas.microsoft.com/office/word/2018/wordml" xmlns:w16du="http://schemas.microsoft.com/office/word/2023/wordml/word16du" xmlns:w16sdtdh="http://schemas.microsoft.com/office/word/2020/wordml/sdtdatahash" xmlns:w16se="http://schemas.microsoft.com/office/word/2015/wordml/symex" xmlns:wpg="http://schemas.microsoft.com/office/word/2010/wordprocessingGroup" xmlns:wpi="http://schemas.microsoft.com/office/word/2010/wordprocessingInk" xmlns:wne="http://schemas.microsoft.com/office/word/2006/wordml" xmlns:wps="http://schemas.microsoft.com/office/word/2010/wordprocessingShape" mc:Ignorable="w14 w15 w16se w16cid w16 w16cex w16sdtdh w16du wp14">
+<w:endnotes xmlns:wpc="http://schemas.microsoft.com/office/word/2010/wordprocessingCanvas" xmlns:cx="http://schemas.microsoft.com/office/drawing/2014/chartex" xmlns:cx1="http://schemas.microsoft.com/office/drawing/2015/9/8/chartex" xmlns:cx2="http://schemas.microsoft.com/office/drawing/2015/10/21/chartex" xmlns:cx3="http://schemas.microsoft.com/office/drawing/2016/5/9/chartex" xmlns:cx4="http://schemas.microsoft.com/office/drawing/2016/5/10/chartex" xmlns:cx5="http://schemas.microsoft.com/office/drawing/2016/5/11/chartex" xmlns:cx6="http://schemas.microsoft.com/office/drawing/2016/5/12/chartex" xmlns:cx7="http://schemas.microsoft.com/office/drawing/2016/5/13/chartex" xmlns:cx8="http://schemas.microsoft.com/office/drawing/2016/5/14/chartex" xmlns:mc="http://schemas.openxmlformats.org/markup-compatibility/2006" xmlns:aink="http://schemas.microsoft.com/office/drawing/2016/ink" xmlns:am3d="http://schemas.microsoft.com/office/drawing/2017/model3d" xmlns:o="urn:schemas-microsoft-com:office:office" xmlns:oel="http://schemas.microsoft.com/office/2019/extlst" xmlns:r="http://schemas.openxmlformats.org/officeDocument/2006/relationships" xmlns:m="http://schemas.openxmlformats.org/officeDocument/2006/math" xmlns:v="urn:schemas-microsoft-com:vml" xmlns:wp14="http://schemas.microsoft.com/office/word/2010/wordprocessingDrawing" xmlns:wp="http://schemas.openxmlformats.org/drawingml/2006/wordprocessingDrawing" xmlns:w10="urn:schemas-microsoft-com:office:word" xmlns:w="http://schemas.openxmlformats.org/wordprocessingml/2006/main" xmlns:w14="http://schemas.microsoft.com/office/word/2010/wordml" xmlns:w15="http://schemas.microsoft.com/office/word/2012/wordml" xmlns:w16cex="http://schemas.microsoft.com/office/word/2018/wordml/cex" xmlns:w16cid="http://schemas.microsoft.com/office/word/2016/wordml/cid" xmlns:w16="http://schemas.microsoft.com/office/word/2018/wordml" xmlns:w16sdtdh="http://schemas.microsoft.com/office/word/2020/wordml/sdtdatahash" xmlns:w16se="http://schemas.microsoft.com/office/word/2015/wordml/symex" xmlns:wpg="http://schemas.microsoft.com/office/word/2010/wordprocessingGroup" xmlns:wpi="http://schemas.microsoft.com/office/word/2010/wordprocessingInk" xmlns:wne="http://schemas.microsoft.com/office/word/2006/wordml" xmlns:wps="http://schemas.microsoft.com/office/word/2010/wordprocessingShape" mc:Ignorable="w14 w15 w16se w16cid w16 w16cex w16sdtdh wp14">
   <w:endnote w:type="separator" w:id="-1">
     <w:p>
       <w:pPr>
@@ -1123,7 +1427,7 @@
 </file>
 
 <file path=word/footnotes.xml><?xml version="1.0" encoding="utf-8"?>
-<w:footnotes xmlns:wpc="http://schemas.microsoft.com/office/word/2010/wordprocessingCanvas" xmlns:cx="http://schemas.microsoft.com/office/drawing/2014/chartex" xmlns:cx1="http://schemas.microsoft.com/office/drawing/2015/9/8/chartex" xmlns:cx2="http://schemas.microsoft.com/office/drawing/2015/10/21/chartex" xmlns:cx3="http://schemas.microsoft.com/office/drawing/2016/5/9/chartex" xmlns:cx4="http://schemas.microsoft.com/office/drawing/2016/5/10/chartex" xmlns:cx5="http://schemas.microsoft.com/office/drawing/2016/5/11/chartex" xmlns:cx6="http://schemas.microsoft.com/office/drawing/2016/5/12/chartex" xmlns:cx7="http://schemas.microsoft.com/office/drawing/2016/5/13/chartex" xmlns:cx8="http://schemas.microsoft.com/office/drawing/2016/5/14/chartex" xmlns:mc="http://schemas.openxmlformats.org/markup-compatibility/2006" xmlns:aink="http://schemas.microsoft.com/office/drawing/2016/ink" xmlns:am3d="http://schemas.microsoft.com/office/drawing/2017/model3d" xmlns:o="urn:schemas-microsoft-com:office:office" xmlns:oel="http://schemas.microsoft.com/office/2019/extlst" xmlns:r="http://schemas.openxmlformats.org/officeDocument/2006/relationships" xmlns:m="http://schemas.openxmlformats.org/officeDocument/2006/math" xmlns:v="urn:schemas-microsoft-com:vml" xmlns:wp14="http://schemas.microsoft.com/office/word/2010/wordprocessingDrawing" xmlns:wp="http://schemas.openxmlformats.org/drawingml/2006/wordprocessingDrawing" xmlns:w10="urn:schemas-microsoft-com:office:word" xmlns:w="http://schemas.openxmlformats.org/wordprocessingml/2006/main" xmlns:w14="http://schemas.microsoft.com/office/word/2010/wordml" xmlns:w15="http://schemas.microsoft.com/office/word/2012/wordml" xmlns:w16cex="http://schemas.microsoft.com/office/word/2018/wordml/cex" xmlns:w16cid="http://schemas.microsoft.com/office/word/2016/wordml/cid" xmlns:w16="http://schemas.microsoft.com/office/word/2018/wordml" xmlns:w16du="http://schemas.microsoft.com/office/word/2023/wordml/word16du" xmlns:w16sdtdh="http://schemas.microsoft.com/office/word/2020/wordml/sdtdatahash" xmlns:w16se="http://schemas.microsoft.com/office/word/2015/wordml/symex" xmlns:wpg="http://schemas.microsoft.com/office/word/2010/wordprocessingGroup" xmlns:wpi="http://schemas.microsoft.com/office/word/2010/wordprocessingInk" xmlns:wne="http://schemas.microsoft.com/office/word/2006/wordml" xmlns:wps="http://schemas.microsoft.com/office/word/2010/wordprocessingShape" mc:Ignorable="w14 w15 w16se w16cid w16 w16cex w16sdtdh w16du wp14">
+<w:footnotes xmlns:wpc="http://schemas.microsoft.com/office/word/2010/wordprocessingCanvas" xmlns:cx="http://schemas.microsoft.com/office/drawing/2014/chartex" xmlns:cx1="http://schemas.microsoft.com/office/drawing/2015/9/8/chartex" xmlns:cx2="http://schemas.microsoft.com/office/drawing/2015/10/21/chartex" xmlns:cx3="http://schemas.microsoft.com/office/drawing/2016/5/9/chartex" xmlns:cx4="http://schemas.microsoft.com/office/drawing/2016/5/10/chartex" xmlns:cx5="http://schemas.microsoft.com/office/drawing/2016/5/11/chartex" xmlns:cx6="http://schemas.microsoft.com/office/drawing/2016/5/12/chartex" xmlns:cx7="http://schemas.microsoft.com/office/drawing/2016/5/13/chartex" xmlns:cx8="http://schemas.microsoft.com/office/drawing/2016/5/14/chartex" xmlns:mc="http://schemas.openxmlformats.org/markup-compatibility/2006" xmlns:aink="http://schemas.microsoft.com/office/drawing/2016/ink" xmlns:am3d="http://schemas.microsoft.com/office/drawing/2017/model3d" xmlns:o="urn:schemas-microsoft-com:office:office" xmlns:oel="http://schemas.microsoft.com/office/2019/extlst" xmlns:r="http://schemas.openxmlformats.org/officeDocument/2006/relationships" xmlns:m="http://schemas.openxmlformats.org/officeDocument/2006/math" xmlns:v="urn:schemas-microsoft-com:vml" xmlns:wp14="http://schemas.microsoft.com/office/word/2010/wordprocessingDrawing" xmlns:wp="http://schemas.openxmlformats.org/drawingml/2006/wordprocessingDrawing" xmlns:w10="urn:schemas-microsoft-com:office:word" xmlns:w="http://schemas.openxmlformats.org/wordprocessingml/2006/main" xmlns:w14="http://schemas.microsoft.com/office/word/2010/wordml" xmlns:w15="http://schemas.microsoft.com/office/word/2012/wordml" xmlns:w16cex="http://schemas.microsoft.com/office/word/2018/wordml/cex" xmlns:w16cid="http://schemas.microsoft.com/office/word/2016/wordml/cid" xmlns:w16="http://schemas.microsoft.com/office/word/2018/wordml" xmlns:w16sdtdh="http://schemas.microsoft.com/office/word/2020/wordml/sdtdatahash" xmlns:w16se="http://schemas.microsoft.com/office/word/2015/wordml/symex" xmlns:wpg="http://schemas.microsoft.com/office/word/2010/wordprocessingGroup" xmlns:wpi="http://schemas.microsoft.com/office/word/2010/wordprocessingInk" xmlns:wne="http://schemas.microsoft.com/office/word/2006/wordml" xmlns:wps="http://schemas.microsoft.com/office/word/2010/wordprocessingShape" mc:Ignorable="w14 w15 w16se w16cid w16 w16cex w16sdtdh wp14">
   <w:footnote w:type="separator" w:id="-1">
     <w:p>
       <w:pPr>
@@ -1148,7 +1452,7 @@
 </file>
 
 <file path=word/header1.xml><?xml version="1.0" encoding="utf-8"?>
-<w:hdr xmlns:wpc="http://schemas.microsoft.com/office/word/2010/wordprocessingCanvas" xmlns:cx="http://schemas.microsoft.com/office/drawing/2014/chartex" xmlns:cx1="http://schemas.microsoft.com/office/drawing/2015/9/8/chartex" xmlns:cx2="http://schemas.microsoft.com/office/drawing/2015/10/21/chartex" xmlns:cx3="http://schemas.microsoft.com/office/drawing/2016/5/9/chartex" xmlns:cx4="http://schemas.microsoft.com/office/drawing/2016/5/10/chartex" xmlns:cx5="http://schemas.microsoft.com/office/drawing/2016/5/11/chartex" xmlns:cx6="http://schemas.microsoft.com/office/drawing/2016/5/12/chartex" xmlns:cx7="http://schemas.microsoft.com/office/drawing/2016/5/13/chartex" xmlns:cx8="http://schemas.microsoft.com/office/drawing/2016/5/14/chartex" xmlns:mc="http://schemas.openxmlformats.org/markup-compatibility/2006" xmlns:aink="http://schemas.microsoft.com/office/drawing/2016/ink" xmlns:am3d="http://schemas.microsoft.com/office/drawing/2017/model3d" xmlns:o="urn:schemas-microsoft-com:office:office" xmlns:oel="http://schemas.microsoft.com/office/2019/extlst" xmlns:r="http://schemas.openxmlformats.org/officeDocument/2006/relationships" xmlns:m="http://schemas.openxmlformats.org/officeDocument/2006/math" xmlns:v="urn:schemas-microsoft-com:vml" xmlns:wp14="http://schemas.microsoft.com/office/word/2010/wordprocessingDrawing" xmlns:wp="http://schemas.openxmlformats.org/drawingml/2006/wordprocessingDrawing" xmlns:w10="urn:schemas-microsoft-com:office:word" xmlns:w="http://schemas.openxmlformats.org/wordprocessingml/2006/main" xmlns:w14="http://schemas.microsoft.com/office/word/2010/wordml" xmlns:w15="http://schemas.microsoft.com/office/word/2012/wordml" xmlns:w16cex="http://schemas.microsoft.com/office/word/2018/wordml/cex" xmlns:w16cid="http://schemas.microsoft.com/office/word/2016/wordml/cid" xmlns:w16="http://schemas.microsoft.com/office/word/2018/wordml" xmlns:w16du="http://schemas.microsoft.com/office/word/2023/wordml/word16du" xmlns:w16sdtdh="http://schemas.microsoft.com/office/word/2020/wordml/sdtdatahash" xmlns:w16se="http://schemas.microsoft.com/office/word/2015/wordml/symex" xmlns:wpg="http://schemas.microsoft.com/office/word/2010/wordprocessingGroup" xmlns:wpi="http://schemas.microsoft.com/office/word/2010/wordprocessingInk" xmlns:wne="http://schemas.microsoft.com/office/word/2006/wordml" xmlns:wps="http://schemas.microsoft.com/office/word/2010/wordprocessingShape" mc:Ignorable="w14 w15 w16se w16cid w16 w16cex w16sdtdh w16du wp14">
+<w:hdr xmlns:wpc="http://schemas.microsoft.com/office/word/2010/wordprocessingCanvas" xmlns:cx="http://schemas.microsoft.com/office/drawing/2014/chartex" xmlns:cx1="http://schemas.microsoft.com/office/drawing/2015/9/8/chartex" xmlns:cx2="http://schemas.microsoft.com/office/drawing/2015/10/21/chartex" xmlns:cx3="http://schemas.microsoft.com/office/drawing/2016/5/9/chartex" xmlns:cx4="http://schemas.microsoft.com/office/drawing/2016/5/10/chartex" xmlns:cx5="http://schemas.microsoft.com/office/drawing/2016/5/11/chartex" xmlns:cx6="http://schemas.microsoft.com/office/drawing/2016/5/12/chartex" xmlns:cx7="http://schemas.microsoft.com/office/drawing/2016/5/13/chartex" xmlns:cx8="http://schemas.microsoft.com/office/drawing/2016/5/14/chartex" xmlns:mc="http://schemas.openxmlformats.org/markup-compatibility/2006" xmlns:aink="http://schemas.microsoft.com/office/drawing/2016/ink" xmlns:am3d="http://schemas.microsoft.com/office/drawing/2017/model3d" xmlns:o="urn:schemas-microsoft-com:office:office" xmlns:oel="http://schemas.microsoft.com/office/2019/extlst" xmlns:r="http://schemas.openxmlformats.org/officeDocument/2006/relationships" xmlns:m="http://schemas.openxmlformats.org/officeDocument/2006/math" xmlns:v="urn:schemas-microsoft-com:vml" xmlns:wp14="http://schemas.microsoft.com/office/word/2010/wordprocessingDrawing" xmlns:wp="http://schemas.openxmlformats.org/drawingml/2006/wordprocessingDrawing" xmlns:w10="urn:schemas-microsoft-com:office:word" xmlns:w="http://schemas.openxmlformats.org/wordprocessingml/2006/main" xmlns:w14="http://schemas.microsoft.com/office/word/2010/wordml" xmlns:w15="http://schemas.microsoft.com/office/word/2012/wordml" xmlns:w16cex="http://schemas.microsoft.com/office/word/2018/wordml/cex" xmlns:w16cid="http://schemas.microsoft.com/office/word/2016/wordml/cid" xmlns:w16="http://schemas.microsoft.com/office/word/2018/wordml" xmlns:w16sdtdh="http://schemas.microsoft.com/office/word/2020/wordml/sdtdatahash" xmlns:w16se="http://schemas.microsoft.com/office/word/2015/wordml/symex" xmlns:wpg="http://schemas.microsoft.com/office/word/2010/wordprocessingGroup" xmlns:wpi="http://schemas.microsoft.com/office/word/2010/wordprocessingInk" xmlns:wne="http://schemas.microsoft.com/office/word/2006/wordml" xmlns:wps="http://schemas.microsoft.com/office/word/2010/wordprocessingShape" mc:Ignorable="w14 w15 w16se w16cid w16 w16cex w16sdtdh wp14">
   <w:p>
     <w:pPr>
       <w:pStyle w:val="Header"/>
@@ -1189,7 +1493,7 @@
 </file>
 
 <file path=word/header2.xml><?xml version="1.0" encoding="utf-8"?>
-<w:hdr xmlns:wpc="http://schemas.microsoft.com/office/word/2010/wordprocessingCanvas" xmlns:cx="http://schemas.microsoft.com/office/drawing/2014/chartex" xmlns:cx1="http://schemas.microsoft.com/office/drawing/2015/9/8/chartex" xmlns:cx2="http://schemas.microsoft.com/office/drawing/2015/10/21/chartex" xmlns:cx3="http://schemas.microsoft.com/office/drawing/2016/5/9/chartex" xmlns:cx4="http://schemas.microsoft.com/office/drawing/2016/5/10/chartex" xmlns:cx5="http://schemas.microsoft.com/office/drawing/2016/5/11/chartex" xmlns:cx6="http://schemas.microsoft.com/office/drawing/2016/5/12/chartex" xmlns:cx7="http://schemas.microsoft.com/office/drawing/2016/5/13/chartex" xmlns:cx8="http://schemas.microsoft.com/office/drawing/2016/5/14/chartex" xmlns:mc="http://schemas.openxmlformats.org/markup-compatibility/2006" xmlns:aink="http://schemas.microsoft.com/office/drawing/2016/ink" xmlns:am3d="http://schemas.microsoft.com/office/drawing/2017/model3d" xmlns:o="urn:schemas-microsoft-com:office:office" xmlns:oel="http://schemas.microsoft.com/office/2019/extlst" xmlns:r="http://schemas.openxmlformats.org/officeDocument/2006/relationships" xmlns:m="http://schemas.openxmlformats.org/officeDocument/2006/math" xmlns:v="urn:schemas-microsoft-com:vml" xmlns:wp14="http://schemas.microsoft.com/office/word/2010/wordprocessingDrawing" xmlns:wp="http://schemas.openxmlformats.org/drawingml/2006/wordprocessingDrawing" xmlns:w10="urn:schemas-microsoft-com:office:word" xmlns:w="http://schemas.openxmlformats.org/wordprocessingml/2006/main" xmlns:w14="http://schemas.microsoft.com/office/word/2010/wordml" xmlns:w15="http://schemas.microsoft.com/office/word/2012/wordml" xmlns:w16cex="http://schemas.microsoft.com/office/word/2018/wordml/cex" xmlns:w16cid="http://schemas.microsoft.com/office/word/2016/wordml/cid" xmlns:w16="http://schemas.microsoft.com/office/word/2018/wordml" xmlns:w16du="http://schemas.microsoft.com/office/word/2023/wordml/word16du" xmlns:w16sdtdh="http://schemas.microsoft.com/office/word/2020/wordml/sdtdatahash" xmlns:w16se="http://schemas.microsoft.com/office/word/2015/wordml/symex" xmlns:wpg="http://schemas.microsoft.com/office/word/2010/wordprocessingGroup" xmlns:wpi="http://schemas.microsoft.com/office/word/2010/wordprocessingInk" xmlns:wne="http://schemas.microsoft.com/office/word/2006/wordml" xmlns:wps="http://schemas.microsoft.com/office/word/2010/wordprocessingShape" mc:Ignorable="w14 w15 w16se w16cid w16 w16cex w16sdtdh w16du wp14">
+<w:hdr xmlns:wpc="http://schemas.microsoft.com/office/word/2010/wordprocessingCanvas" xmlns:cx="http://schemas.microsoft.com/office/drawing/2014/chartex" xmlns:cx1="http://schemas.microsoft.com/office/drawing/2015/9/8/chartex" xmlns:cx2="http://schemas.microsoft.com/office/drawing/2015/10/21/chartex" xmlns:cx3="http://schemas.microsoft.com/office/drawing/2016/5/9/chartex" xmlns:cx4="http://schemas.microsoft.com/office/drawing/2016/5/10/chartex" xmlns:cx5="http://schemas.microsoft.com/office/drawing/2016/5/11/chartex" xmlns:cx6="http://schemas.microsoft.com/office/drawing/2016/5/12/chartex" xmlns:cx7="http://schemas.microsoft.com/office/drawing/2016/5/13/chartex" xmlns:cx8="http://schemas.microsoft.com/office/drawing/2016/5/14/chartex" xmlns:mc="http://schemas.openxmlformats.org/markup-compatibility/2006" xmlns:aink="http://schemas.microsoft.com/office/drawing/2016/ink" xmlns:am3d="http://schemas.microsoft.com/office/drawing/2017/model3d" xmlns:o="urn:schemas-microsoft-com:office:office" xmlns:oel="http://schemas.microsoft.com/office/2019/extlst" xmlns:r="http://schemas.openxmlformats.org/officeDocument/2006/relationships" xmlns:m="http://schemas.openxmlformats.org/officeDocument/2006/math" xmlns:v="urn:schemas-microsoft-com:vml" xmlns:wp14="http://schemas.microsoft.com/office/word/2010/wordprocessingDrawing" xmlns:wp="http://schemas.openxmlformats.org/drawingml/2006/wordprocessingDrawing" xmlns:w10="urn:schemas-microsoft-com:office:word" xmlns:w="http://schemas.openxmlformats.org/wordprocessingml/2006/main" xmlns:w14="http://schemas.microsoft.com/office/word/2010/wordml" xmlns:w15="http://schemas.microsoft.com/office/word/2012/wordml" xmlns:w16cex="http://schemas.microsoft.com/office/word/2018/wordml/cex" xmlns:w16cid="http://schemas.microsoft.com/office/word/2016/wordml/cid" xmlns:w16="http://schemas.microsoft.com/office/word/2018/wordml" xmlns:w16sdtdh="http://schemas.microsoft.com/office/word/2020/wordml/sdtdatahash" xmlns:w16se="http://schemas.microsoft.com/office/word/2015/wordml/symex" xmlns:wpg="http://schemas.microsoft.com/office/word/2010/wordprocessingGroup" xmlns:wpi="http://schemas.microsoft.com/office/word/2010/wordprocessingInk" xmlns:wne="http://schemas.microsoft.com/office/word/2006/wordml" xmlns:wps="http://schemas.microsoft.com/office/word/2010/wordprocessingShape" mc:Ignorable="w14 w15 w16se w16cid w16 w16cex w16sdtdh wp14">
   <w:p>
     <w:pPr>
       <w:pStyle w:val="Header"/>
@@ -1390,7 +1694,7 @@
 </file>
 
 <file path=word/header3.xml><?xml version="1.0" encoding="utf-8"?>
-<w:hdr xmlns:wpc="http://schemas.microsoft.com/office/word/2010/wordprocessingCanvas" xmlns:cx="http://schemas.microsoft.com/office/drawing/2014/chartex" xmlns:cx1="http://schemas.microsoft.com/office/drawing/2015/9/8/chartex" xmlns:cx2="http://schemas.microsoft.com/office/drawing/2015/10/21/chartex" xmlns:cx3="http://schemas.microsoft.com/office/drawing/2016/5/9/chartex" xmlns:cx4="http://schemas.microsoft.com/office/drawing/2016/5/10/chartex" xmlns:cx5="http://schemas.microsoft.com/office/drawing/2016/5/11/chartex" xmlns:cx6="http://schemas.microsoft.com/office/drawing/2016/5/12/chartex" xmlns:cx7="http://schemas.microsoft.com/office/drawing/2016/5/13/chartex" xmlns:cx8="http://schemas.microsoft.com/office/drawing/2016/5/14/chartex" xmlns:mc="http://schemas.openxmlformats.org/markup-compatibility/2006" xmlns:aink="http://schemas.microsoft.com/office/drawing/2016/ink" xmlns:am3d="http://schemas.microsoft.com/office/drawing/2017/model3d" xmlns:o="urn:schemas-microsoft-com:office:office" xmlns:oel="http://schemas.microsoft.com/office/2019/extlst" xmlns:r="http://schemas.openxmlformats.org/officeDocument/2006/relationships" xmlns:m="http://schemas.openxmlformats.org/officeDocument/2006/math" xmlns:v="urn:schemas-microsoft-com:vml" xmlns:wp14="http://schemas.microsoft.com/office/word/2010/wordprocessingDrawing" xmlns:wp="http://schemas.openxmlformats.org/drawingml/2006/wordprocessingDrawing" xmlns:w10="urn:schemas-microsoft-com:office:word" xmlns:w="http://schemas.openxmlformats.org/wordprocessingml/2006/main" xmlns:w14="http://schemas.microsoft.com/office/word/2010/wordml" xmlns:w15="http://schemas.microsoft.com/office/word/2012/wordml" xmlns:w16cex="http://schemas.microsoft.com/office/word/2018/wordml/cex" xmlns:w16cid="http://schemas.microsoft.com/office/word/2016/wordml/cid" xmlns:w16="http://schemas.microsoft.com/office/word/2018/wordml" xmlns:w16du="http://schemas.microsoft.com/office/word/2023/wordml/word16du" xmlns:w16sdtdh="http://schemas.microsoft.com/office/word/2020/wordml/sdtdatahash" xmlns:w16se="http://schemas.microsoft.com/office/word/2015/wordml/symex" xmlns:wpg="http://schemas.microsoft.com/office/word/2010/wordprocessingGroup" xmlns:wpi="http://schemas.microsoft.com/office/word/2010/wordprocessingInk" xmlns:wne="http://schemas.microsoft.com/office/word/2006/wordml" xmlns:wps="http://schemas.microsoft.com/office/word/2010/wordprocessingShape" mc:Ignorable="w14 w15 w16se w16cid w16 w16cex w16sdtdh w16du wp14">
+<w:hdr xmlns:wpc="http://schemas.microsoft.com/office/word/2010/wordprocessingCanvas" xmlns:cx="http://schemas.microsoft.com/office/drawing/2014/chartex" xmlns:cx1="http://schemas.microsoft.com/office/drawing/2015/9/8/chartex" xmlns:cx2="http://schemas.microsoft.com/office/drawing/2015/10/21/chartex" xmlns:cx3="http://schemas.microsoft.com/office/drawing/2016/5/9/chartex" xmlns:cx4="http://schemas.microsoft.com/office/drawing/2016/5/10/chartex" xmlns:cx5="http://schemas.microsoft.com/office/drawing/2016/5/11/chartex" xmlns:cx6="http://schemas.microsoft.com/office/drawing/2016/5/12/chartex" xmlns:cx7="http://schemas.microsoft.com/office/drawing/2016/5/13/chartex" xmlns:cx8="http://schemas.microsoft.com/office/drawing/2016/5/14/chartex" xmlns:mc="http://schemas.openxmlformats.org/markup-compatibility/2006" xmlns:aink="http://schemas.microsoft.com/office/drawing/2016/ink" xmlns:am3d="http://schemas.microsoft.com/office/drawing/2017/model3d" xmlns:o="urn:schemas-microsoft-com:office:office" xmlns:oel="http://schemas.microsoft.com/office/2019/extlst" xmlns:r="http://schemas.openxmlformats.org/officeDocument/2006/relationships" xmlns:m="http://schemas.openxmlformats.org/officeDocument/2006/math" xmlns:v="urn:schemas-microsoft-com:vml" xmlns:wp14="http://schemas.microsoft.com/office/word/2010/wordprocessingDrawing" xmlns:wp="http://schemas.openxmlformats.org/drawingml/2006/wordprocessingDrawing" xmlns:w10="urn:schemas-microsoft-com:office:word" xmlns:w="http://schemas.openxmlformats.org/wordprocessingml/2006/main" xmlns:w14="http://schemas.microsoft.com/office/word/2010/wordml" xmlns:w15="http://schemas.microsoft.com/office/word/2012/wordml" xmlns:w16cex="http://schemas.microsoft.com/office/word/2018/wordml/cex" xmlns:w16cid="http://schemas.microsoft.com/office/word/2016/wordml/cid" xmlns:w16="http://schemas.microsoft.com/office/word/2018/wordml" xmlns:w16sdtdh="http://schemas.microsoft.com/office/word/2020/wordml/sdtdatahash" xmlns:w16se="http://schemas.microsoft.com/office/word/2015/wordml/symex" xmlns:wpg="http://schemas.microsoft.com/office/word/2010/wordprocessingGroup" xmlns:wpi="http://schemas.microsoft.com/office/word/2010/wordprocessingInk" xmlns:wne="http://schemas.microsoft.com/office/word/2006/wordml" xmlns:wps="http://schemas.microsoft.com/office/word/2010/wordprocessingShape" mc:Ignorable="w14 w15 w16se w16cid w16 w16cex w16sdtdh wp14">
   <w:p>
     <w:pPr>
       <w:pStyle w:val="Header"/>
@@ -1431,7 +1735,7 @@
 </file>
 
 <file path=word/numbering.xml><?xml version="1.0" encoding="utf-8"?>
-<w:numbering xmlns:wpc="http://schemas.microsoft.com/office/word/2010/wordprocessingCanvas" xmlns:cx="http://schemas.microsoft.com/office/drawing/2014/chartex" xmlns:cx1="http://schemas.microsoft.com/office/drawing/2015/9/8/chartex" xmlns:cx2="http://schemas.microsoft.com/office/drawing/2015/10/21/chartex" xmlns:cx3="http://schemas.microsoft.com/office/drawing/2016/5/9/chartex" xmlns:cx4="http://schemas.microsoft.com/office/drawing/2016/5/10/chartex" xmlns:cx5="http://schemas.microsoft.com/office/drawing/2016/5/11/chartex" xmlns:cx6="http://schemas.microsoft.com/office/drawing/2016/5/12/chartex" xmlns:cx7="http://schemas.microsoft.com/office/drawing/2016/5/13/chartex" xmlns:cx8="http://schemas.microsoft.com/office/drawing/2016/5/14/chartex" xmlns:mc="http://schemas.openxmlformats.org/markup-compatibility/2006" xmlns:aink="http://schemas.microsoft.com/office/drawing/2016/ink" xmlns:am3d="http://schemas.microsoft.com/office/drawing/2017/model3d" xmlns:o="urn:schemas-microsoft-com:office:office" xmlns:oel="http://schemas.microsoft.com/office/2019/extlst" xmlns:r="http://schemas.openxmlformats.org/officeDocument/2006/relationships" xmlns:m="http://schemas.openxmlformats.org/officeDocument/2006/math" xmlns:v="urn:schemas-microsoft-com:vml" xmlns:wp14="http://schemas.microsoft.com/office/word/2010/wordprocessingDrawing" xmlns:wp="http://schemas.openxmlformats.org/drawingml/2006/wordprocessingDrawing" xmlns:w10="urn:schemas-microsoft-com:office:word" xmlns:w="http://schemas.openxmlformats.org/wordprocessingml/2006/main" xmlns:w14="http://schemas.microsoft.com/office/word/2010/wordml" xmlns:w15="http://schemas.microsoft.com/office/word/2012/wordml" xmlns:w16cex="http://schemas.microsoft.com/office/word/2018/wordml/cex" xmlns:w16cid="http://schemas.microsoft.com/office/word/2016/wordml/cid" xmlns:w16="http://schemas.microsoft.com/office/word/2018/wordml" xmlns:w16du="http://schemas.microsoft.com/office/word/2023/wordml/word16du" xmlns:w16sdtdh="http://schemas.microsoft.com/office/word/2020/wordml/sdtdatahash" xmlns:w16se="http://schemas.microsoft.com/office/word/2015/wordml/symex" xmlns:wpg="http://schemas.microsoft.com/office/word/2010/wordprocessingGroup" xmlns:wpi="http://schemas.microsoft.com/office/word/2010/wordprocessingInk" xmlns:wne="http://schemas.microsoft.com/office/word/2006/wordml" xmlns:wps="http://schemas.microsoft.com/office/word/2010/wordprocessingShape" mc:Ignorable="w14 w15 w16se w16cid w16 w16cex w16sdtdh w16du wp14">
+<w:numbering xmlns:wpc="http://schemas.microsoft.com/office/word/2010/wordprocessingCanvas" xmlns:cx="http://schemas.microsoft.com/office/drawing/2014/chartex" xmlns:cx1="http://schemas.microsoft.com/office/drawing/2015/9/8/chartex" xmlns:cx2="http://schemas.microsoft.com/office/drawing/2015/10/21/chartex" xmlns:cx3="http://schemas.microsoft.com/office/drawing/2016/5/9/chartex" xmlns:cx4="http://schemas.microsoft.com/office/drawing/2016/5/10/chartex" xmlns:cx5="http://schemas.microsoft.com/office/drawing/2016/5/11/chartex" xmlns:cx6="http://schemas.microsoft.com/office/drawing/2016/5/12/chartex" xmlns:cx7="http://schemas.microsoft.com/office/drawing/2016/5/13/chartex" xmlns:cx8="http://schemas.microsoft.com/office/drawing/2016/5/14/chartex" xmlns:mc="http://schemas.openxmlformats.org/markup-compatibility/2006" xmlns:aink="http://schemas.microsoft.com/office/drawing/2016/ink" xmlns:am3d="http://schemas.microsoft.com/office/drawing/2017/model3d" xmlns:o="urn:schemas-microsoft-com:office:office" xmlns:oel="http://schemas.microsoft.com/office/2019/extlst" xmlns:r="http://schemas.openxmlformats.org/officeDocument/2006/relationships" xmlns:m="http://schemas.openxmlformats.org/officeDocument/2006/math" xmlns:v="urn:schemas-microsoft-com:vml" xmlns:wp14="http://schemas.microsoft.com/office/word/2010/wordprocessingDrawing" xmlns:wp="http://schemas.openxmlformats.org/drawingml/2006/wordprocessingDrawing" xmlns:w10="urn:schemas-microsoft-com:office:word" xmlns:w="http://schemas.openxmlformats.org/wordprocessingml/2006/main" xmlns:w14="http://schemas.microsoft.com/office/word/2010/wordml" xmlns:w15="http://schemas.microsoft.com/office/word/2012/wordml" xmlns:w16cex="http://schemas.microsoft.com/office/word/2018/wordml/cex" xmlns:w16cid="http://schemas.microsoft.com/office/word/2016/wordml/cid" xmlns:w16="http://schemas.microsoft.com/office/word/2018/wordml" xmlns:w16sdtdh="http://schemas.microsoft.com/office/word/2020/wordml/sdtdatahash" xmlns:w16se="http://schemas.microsoft.com/office/word/2015/wordml/symex" xmlns:wpg="http://schemas.microsoft.com/office/word/2010/wordprocessingGroup" xmlns:wpi="http://schemas.microsoft.com/office/word/2010/wordprocessingInk" xmlns:wne="http://schemas.microsoft.com/office/word/2006/wordml" xmlns:wps="http://schemas.microsoft.com/office/word/2010/wordprocessingShape" mc:Ignorable="w14 w15 w16se w16cid w16 w16cex w16sdtdh wp14">
   <w:abstractNum w:abstractNumId="0" w15:restartNumberingAfterBreak="0">
     <w:nsid w:val="0656449C"/>
     <w:multiLevelType w:val="hybridMultilevel"/>
@@ -4422,7 +4726,7 @@
 </file>
 
 <file path=word/styles.xml><?xml version="1.0" encoding="utf-8"?>
-<w:styles xmlns:mc="http://schemas.openxmlformats.org/markup-compatibility/2006" xmlns:r="http://schemas.openxmlformats.org/officeDocument/2006/relationships" xmlns:w="http://schemas.openxmlformats.org/wordprocessingml/2006/main" xmlns:w14="http://schemas.microsoft.com/office/word/2010/wordml" xmlns:w15="http://schemas.microsoft.com/office/word/2012/wordml" xmlns:w16cex="http://schemas.microsoft.com/office/word/2018/wordml/cex" xmlns:w16cid="http://schemas.microsoft.com/office/word/2016/wordml/cid" xmlns:w16="http://schemas.microsoft.com/office/word/2018/wordml" xmlns:w16du="http://schemas.microsoft.com/office/word/2023/wordml/word16du" xmlns:w16sdtdh="http://schemas.microsoft.com/office/word/2020/wordml/sdtdatahash" xmlns:w16se="http://schemas.microsoft.com/office/word/2015/wordml/symex" mc:Ignorable="w14 w15 w16se w16cid w16 w16cex w16sdtdh w16du">
+<w:styles xmlns:mc="http://schemas.openxmlformats.org/markup-compatibility/2006" xmlns:r="http://schemas.openxmlformats.org/officeDocument/2006/relationships" xmlns:w="http://schemas.openxmlformats.org/wordprocessingml/2006/main" xmlns:w14="http://schemas.microsoft.com/office/word/2010/wordml" xmlns:w15="http://schemas.microsoft.com/office/word/2012/wordml" xmlns:w16cex="http://schemas.microsoft.com/office/word/2018/wordml/cex" xmlns:w16cid="http://schemas.microsoft.com/office/word/2016/wordml/cid" xmlns:w16="http://schemas.microsoft.com/office/word/2018/wordml" xmlns:w16sdtdh="http://schemas.microsoft.com/office/word/2020/wordml/sdtdatahash" xmlns:w16se="http://schemas.microsoft.com/office/word/2015/wordml/symex" mc:Ignorable="w14 w15 w16se w16cid w16 w16cex w16sdtdh">
   <w:docDefaults>
     <w:rPrDefault>
       <w:rPr>

--- a/project/kepegawaian/surat keterangan kepegawaian/surat2.docx
+++ b/project/kepegawaian/surat keterangan kepegawaian/surat2.docx
@@ -38,8 +38,8 @@
         <w:rPr>
           <w:rFonts w:ascii="Times New Roman" w:hAnsi="Times New Roman" w:cs="Times New Roman"/>
           <w:noProof/>
-          <w:sz w:val="28"/>
-          <w:szCs w:val="28"/>
+          <w:sz w:val="24"/>
+          <w:szCs w:val="24"/>
           <w:lang w:val="en-US"/>
         </w:rPr>
       </w:pPr>
@@ -47,24 +47,24 @@
         <w:rPr>
           <w:rFonts w:ascii="Times New Roman" w:hAnsi="Times New Roman" w:cs="Times New Roman"/>
           <w:noProof/>
-          <w:sz w:val="28"/>
-          <w:szCs w:val="28"/>
+          <w:sz w:val="24"/>
+          <w:szCs w:val="24"/>
         </w:rPr>
         <w:t xml:space="preserve">Nomor :   </w:t>
       </w:r>
       <w:r>
         <w:rPr>
           <w:rFonts w:ascii="Times New Roman" w:hAnsi="Times New Roman"/>
-          <w:sz w:val="28"/>
-          <w:szCs w:val="28"/>
+          <w:sz w:val="24"/>
+          <w:szCs w:val="24"/>
         </w:rPr>
         <w:t xml:space="preserve">     /KET/DIR/III.6.AU/PKUSKH/</w:t>
       </w:r>
       <w:r>
         <w:rPr>
           <w:rFonts w:ascii="Times New Roman" w:hAnsi="Times New Roman"/>
-          <w:sz w:val="28"/>
-          <w:szCs w:val="28"/>
+          <w:sz w:val="24"/>
+          <w:szCs w:val="24"/>
           <w:lang w:val="en-US"/>
         </w:rPr>
         <w:t>${</w:t>
@@ -73,8 +73,8 @@
       <w:r>
         <w:rPr>
           <w:rFonts w:ascii="Times New Roman" w:hAnsi="Times New Roman"/>
-          <w:sz w:val="28"/>
-          <w:szCs w:val="28"/>
+          <w:sz w:val="24"/>
+          <w:szCs w:val="24"/>
           <w:lang w:val="en-US"/>
         </w:rPr>
         <w:t>th_surat</w:t>
@@ -83,8 +83,8 @@
       <w:r>
         <w:rPr>
           <w:rFonts w:ascii="Times New Roman" w:hAnsi="Times New Roman"/>
-          <w:sz w:val="28"/>
-          <w:szCs w:val="28"/>
+          <w:sz w:val="24"/>
+          <w:szCs w:val="24"/>
           <w:lang w:val="en-US"/>
         </w:rPr>
         <w:t>}</w:t>
